--- a/work/genai-productivity-paper/out/生成式人工智能应用对知识型员工生产率的影响：效应识别与边界检验.docx
+++ b/work/genai-productivity-paper/out/生成式人工智能应用对知识型员工生产率的影响：效应识别与边界检验.docx
@@ -38,7 +38,7 @@
         <w:t xml:space="preserve">摘 要：</w:t>
       </w:r>
       <w:r>
-        <w:t xml:space="preserve">生成式人工智能正以前所未有的速度融入知识密集型行业，但来自真实工作场景的因果证据仍较为稀缺。文章依托某全球性专业服务企业开展为期24周的随机田野实验，基于1842名咨询顾问与58674项真实客户任务的微观数据，实证考察了生成式人工智能应用对知识型员工生产率的影响效应、分布特征与作用边界。研究发现：（1）生成式人工智能应用使任务完成时间显著缩短24.3%，产出质量提升0.28个标准差，周任务吞吐量提高16.4%，客户返工请求减少18.7%。（2）生产率提升效应随员工基线技能水平的提高而单调递减，最低技能组的时间节约幅度与质量提升幅度分别达35.1%和0.47个标准差，员工间90/10质量差距收窄28.4%，生成式人工智能应用呈现显著的“绩效收敛”特征。（3）处理效应随使用时间逐步增强并于第10周进入稳定平台期，与互补性“提示与委托资本”的积累逻辑相一致。（4）在超出模型能力边界的任务上，处理组任务准确率下降14.8个百分点，且准确率损失集中于核验行为不足的员工。据此，任务分级部署与核验能力培训应成为企业获取生成式人工智能生产率红利的核心管理抓手。</w:t>
+        <w:t xml:space="preserve">生成式人工智能正加速融入知识密集型行业，但来自真实工作场景的因果证据仍较为稀缺。文章依托某全球性专业服务企业开展为期24周的随机田野实验，基于1842名咨询顾问与58674项真实客户任务的微观数据，实证考察了生成式人工智能应用对知识型员工生产率的影响效应、分布特征与作用边界。研究发现：（1）生成式人工智能应用使任务完成时间显著缩短24.3%，产出质量提升0.28个标准差，客户返工请求同步减少，时间与质量实现同步改善。（2）生产率提升效应随员工基线技能水平的提高而单调递减，员工间90/10质量差距收窄28.4%，呈现显著的“绩效收敛”特征。（3）处理效应随使用时间渐进增强并趋于稳定平台期，与互补性人力资本的积累逻辑相一致。（4）在超出模型能力边界的任务上，处理组任务准确率显著下降，且准确率损失集中于核验行为不足的员工，任务分级部署与核验能力构成生产率红利释放的关键边界条件。</w:t>
       </w:r>
     </w:p>
     <w:p>
@@ -105,7 +105,7 @@
         <w:pStyle w:val="FirstParagraph"/>
       </w:pPr>
       <w:r>
-        <w:t xml:space="preserve">以大语言模型为技术底座的生成式人工智能，正以少有通用技术能够比拟的速度向知识密集型组织渗透扩散。自GPT-4级模型公开发布以来，大型专业服务、法律与金融机构中的多数已开始试点或部署大语言模型助手，用于文稿起草、数据分析与研究检索等核心业务环节，职业暴露度测算亦表明多数知识工作任务至少部分暴露于大语言模型能力范围之内</w:t>
+        <w:t xml:space="preserve">以大语言模型为技术底座的生成式人工智能，正以鲜有其他通用技术可比的速度向知识密集型组织渗透扩散。GPT-4级模型公开发布后短短两年内，多数大型专业服务、法律与金融机构已开始试点或部署大语言模型助手，用于文稿起草、数据分析与研究检索等核心业务环节，职业暴露度测算亦表明多数知识工作任务至少部分暴露于大语言模型能力范围之内</w:t>
       </w:r>
       <w:r>
         <w:rPr>
@@ -355,7 +355,7 @@
         <w:pStyle w:val="FirstParagraph"/>
       </w:pPr>
       <w:r>
-        <w:t xml:space="preserve">知识型员工的核心产出活动——文稿起草、信息综合与结构化分析——与大语言模型的既有能力高度重叠</w:t>
+        <w:t xml:space="preserve">文稿起草、信息综合与结构化分析等知识型员工的核心产出活动，与大语言模型的既有能力高度重叠</w:t>
       </w:r>
       <w:r>
         <w:rPr>
@@ -373,7 +373,7 @@
         <w:t xml:space="preserve">[4]</w:t>
       </w:r>
       <w:r>
-        <w:t xml:space="preserve">。第二，在信息获取层面，生成式人工智能依托检索增强与文档摘要功能，大幅降低信息搜寻与整合成本，使员工能够以更低成本调用标准分析模板与背景知识。第三，在质量改进层面，时间节约使员工得以将更多精力配置于修改润色与核验环节，同时模型输出的结构性与完整性为产出质量提供了“能力底板”，减少低级错误与遗漏，从而在压缩时间的同时提升质量、降低客户返工概率。基于此，本文提出：</w:t>
+        <w:t xml:space="preserve">。第二，在信息获取层面，生成式人工智能依托检索增强与文档摘要功能，大幅降低信息搜寻与整合成本，使员工能够以更低成本调用标准分析模板与背景知识。第三，在质量改进层面，时间节约使员工得以将更多精力配置于修改润色与核验环节，同时模型输出的结构性与完整性为产出提供了“质量底板”，减少低级错误与遗漏，从而在压缩时间的同时提升质量、降低客户返工概率。基于此，本文提出：</w:t>
       </w:r>
     </w:p>
     <w:p>
@@ -381,7 +381,7 @@
         <w:pStyle w:val="BodyText"/>
       </w:pPr>
       <w:r>
-        <w:t xml:space="preserve">假设1：生成式人工智能应用能够显著提升知识型员工的任务生产率，表现为任务完成时间缩短、产出质量提高。</w:t>
+        <w:t xml:space="preserve">假设1：生成式人工智能应用能够显著提升知识型员工的任务生产率。</w:t>
       </w:r>
     </w:p>
     <w:bookmarkEnd w:id="21"/>
@@ -408,7 +408,7 @@
         <w:t xml:space="preserve">[22]</w:t>
       </w:r>
       <w:r>
-        <w:t xml:space="preserve">。生成式人工智能相当于一个“即时可得的编码化知识层”：对低技能员工而言，模型以极低成本供给了其与高技能同事之间差距的主要构成——文档结构驾驭能力、语言表达流畅性、标准分析模板与背景知识检索能力，因而其边际收益最大；对高技能员工而言，上述投入本就不构成约束，其稀缺投入是客户判断、企业特定情境知识与原创性框架，恰恰是模型难以供给的部分，因而其收益局限于机械性时间节约。这一逻辑与任务模型的预测相互印证：自动化替代可编码任务的同时，会提高互补性判断任务的相对价值</w:t>
+        <w:t xml:space="preserve">。生成式人工智能相当于一个“即时可得的编码化知识层”：对低技能员工而言，模型以极低成本补齐了构成其与高技能同事之间差距的主要能力要素（文档结构驾驭能力、语言表达流畅性、标准分析模板与背景知识检索能力），因而其边际收益最大；对高技能员工而言，上述投入本就不构成约束，其稀缺投入是客户判断、企业特定情境知识与原创性框架，恰恰是模型难以供给的部分，因而其收益局限于机械性时间节约。这一逻辑与任务模型的预测相互印证：自动化替代可编码任务的同时，会提高互补性判断任务的相对价值</w:t>
       </w:r>
       <w:r>
         <w:rPr>
@@ -443,7 +443,7 @@
         <w:pStyle w:val="BodyText"/>
       </w:pPr>
       <w:r>
-        <w:t xml:space="preserve">假设2：生成式人工智能应用的生产率提升效应随员工基线技能水平的提高而递减，从而压缩员工间绩效差距，呈现“绩效收敛”特征。</w:t>
+        <w:t xml:space="preserve">假设2：生成式人工智能应用的生产率提升效应随员工基线技能水平的提高而递减，呈现“绩效收敛”特征。</w:t>
       </w:r>
     </w:p>
     <w:bookmarkEnd w:id="22"/>
@@ -491,7 +491,7 @@
         <w:t xml:space="preserve">[24]</w:t>
       </w:r>
       <w:r>
-        <w:t xml:space="preserve">。就生成式人工智能而言，其互补性无形资本表现为员工在反复使用中积累的“提示与委托资本”：判断哪些任务组件适合交给模型、如何构造提示词、如何将模型输出整合进交付物。这类技能只能通过干中学逐步形成，因而处理效应应呈现“渐进增强—平台稳定”的动态轨迹，而非部署即达峰值的阶跃形态；反之，若效应在初期即达峰值随后衰减，则更符合新奇效应的解释。基于此，本文提出：</w:t>
+        <w:t xml:space="preserve">。就生成式人工智能而言，其互补性无形资本表现为员工在反复使用中积累的“提示与委托资本”，即判断哪些任务组件适合交给模型、如何构造提示词、如何将模型输出整合进交付物的技能组合。这类技能只能通过干中学逐步形成，因而处理效应将呈现“渐进增强—平台稳定”的动态轨迹，而非部署即达峰值的阶跃形态；反之，若效应在初期即达峰值随后衰减，则更符合新奇效应的解释。基于此，本文提出：</w:t>
       </w:r>
     </w:p>
     <w:p>
@@ -499,7 +499,7 @@
         <w:pStyle w:val="BodyText"/>
       </w:pPr>
       <w:r>
-        <w:t xml:space="preserve">假设3：生成式人工智能应用的生产率效应随使用时间逐步增强并趋于稳定平台期，呈现互补性人力资本积累特征。</w:t>
+        <w:t xml:space="preserve">假设3：生成式人工智能应用的生产率效应随使用时间逐步增强并趋于稳定。</w:t>
       </w:r>
     </w:p>
     <w:bookmarkEnd w:id="23"/>
@@ -517,7 +517,7 @@
         <w:pStyle w:val="FirstParagraph"/>
       </w:pPr>
       <w:r>
-        <w:t xml:space="preserve">生成式人工智能的失效模式具有特殊性：其错误输出与正确输出同样流畅自信，形成“貌似合理的替代”——当任务所需信息（如未披露的客户财务数据、未成文的客户约束条件）超出模型可得范围时，模型会以通用行业基准或教科书假设加以替代，且不作任何标识</w:t>
+        <w:t xml:space="preserve">生成式人工智能的失效模式具有特殊性：其错误输出与正确输出同样流畅自信，形成“貌似合理的替代”，即当任务所需信息（如未披露的客户财务数据、未成文的客户约束条件）超出模型可得范围时，模型会以通用行业基准或教科书假设加以替代，且不作任何标识</w:t>
       </w:r>
       <w:r>
         <w:rPr>
@@ -561,7 +561,15 @@
         <w:pStyle w:val="BodyText"/>
       </w:pPr>
       <w:r>
-        <w:t xml:space="preserve">假设4：在超出模型能力边界的任务上，生成式人工智能应用会显著降低任务准确率，且准确率损失集中于核验行为不足的员工。</w:t>
+        <w:t xml:space="preserve">假设4a：在超出模型能力边界的任务上，生成式人工智能应用会显著降低任务准确率。</w:t>
+      </w:r>
+    </w:p>
+    <w:p>
+      <w:pPr>
+        <w:pStyle w:val="BodyText"/>
+      </w:pPr>
+      <w:r>
+        <w:t xml:space="preserve">假设4b：边界外任务的准确率损失集中于核验行为不足的员工。</w:t>
       </w:r>
     </w:p>
     <w:bookmarkEnd w:id="24"/>
@@ -589,17 +597,17 @@
         <w:pStyle w:val="FirstParagraph"/>
       </w:pPr>
       <w:r>
-        <w:t xml:space="preserve">本文的研究场景为某全球性专业服务企业（根据数据使用协议匿名处理，以下简称“样本企业”），该企业为公司客户提供战略、运营与财务咨询服务。实验覆盖9个国家的14个办公室中全部初级顾问与经理级顾问共1842人，其日常工作即企业的核心计费产出：起草客户文档、分析数据、制作幻灯片、撰写研究备忘录以及复核他人工作成果。实验实行预注册设计，按办公室与办公室内司龄四分位数分层（共56个层）进行随机分配，921人进入处理组、921人进入控制组。处理组员工获得一款GPT-4级大语言模型助手的使用权限，该助手直接嵌入企业的文档编辑器、电子表格环境与内部研究门户，支持起草改写、文档与数据摘要、初步定量分析以及基于公开来源的检索增强搜索，但无法访问企业保密项目档案。处理组员工接受90分钟的入门培训，内容涵盖功能演示与保密规则，但刻意不预设委托策略；控制组员工继续使用现状工具，并接受同等时长的安慰剂培训，以近似控制注意力与预期效应。实验自2024年9月起持续24周，横跨企业业务旺季。处理组合规程度较高：94.3%的处理组员工在第1周内激活助手，实验期间处理组员工的助手使用中位数为每周11.6次会话；控制组的访问权限在身份管理层被阻断，企业监测显示两组均几乎不存在未经批准的外部工具使用。</w:t>
+        <w:t xml:space="preserve">本文的研究场景为某全球性专业服务企业（根据数据使用协议匿名处理，以下简称“样本企业”），该企业为公司客户提供战略、运营与财务咨询服务。实验覆盖9个国家的14个办公室中全部初级顾问与经理级顾问共1842人，其日常工作即企业的核心计费产出：起草客户文档、分析数据、制作幻灯片、撰写研究备忘录以及复核他人工作成果。实验采用预注册设计，按办公室与办公室内司龄四分位数分层（共56个层）进行随机分配，921人进入处理组、921人进入控制组。处理组员工获得一款GPT-4级大语言模型助手的使用权限，该助手直接嵌入企业的文档编辑器、电子表格环境与内部研究门户，支持起草改写、文档与数据摘要、初步定量分析以及基于公开来源的检索增强搜索，但无法访问企业保密项目档案。处理组员工接受90分钟的入门培训，内容涵盖功能演示与保密规则，但刻意不预设委托策略；控制组员工继续使用现状工具，并接受同等时长的安慰剂培训，以近似控制注意力与预期效应。实验自2024年9月起持续24周，横跨企业业务旺季。处理组的依从程度较高：94.3%的处理组员工在第1周内激活助手，实验期间处理组员工的助手使用中位数为每周11.6次会话；控制组的访问权限在身份管理层被阻断，企业监测显示两组均几乎不存在未经批准的外部工具使用。</w:t>
       </w:r>
     </w:p>
     <w:bookmarkEnd w:id="26"/>
-    <w:bookmarkStart w:id="27" w:name="变量测度"/>
+    <w:bookmarkStart w:id="27" w:name="变量选取"/>
     <w:p>
       <w:pPr>
         <w:pStyle w:val="Heading2"/>
       </w:pPr>
       <w:r>
-        <w:t xml:space="preserve">2.2 变量测度</w:t>
+        <w:t xml:space="preserve">2.2 变量选取</w:t>
       </w:r>
     </w:p>
     <w:p>
@@ -607,6 +615,14 @@
         <w:pStyle w:val="FirstParagraph"/>
       </w:pPr>
       <w:r>
+        <w:t xml:space="preserve">2.2.1 被解释变量</w:t>
+      </w:r>
+    </w:p>
+    <w:p>
+      <w:pPr>
+        <w:pStyle w:val="BodyText"/>
+      </w:pPr>
+      <w:r>
         <w:t xml:space="preserve">（1）任务完成时间（lnTime）。基于企业工作流系统的遥测数据，以任务受理至提交之间的有效工作时长（剔除闲置时段）衡量，并取自然对数。分析样本包括实验期间完成且满足预注册纳入标准（跟踪时长不少于30分钟、遥测覆盖完整、单一负责人归属明确）的58674项实质性客户任务，其中文稿起草、数据分析、幻灯片制作、研究备忘录与质量复核分别占34%、22%、19%、15%与10%。</w:t>
       </w:r>
     </w:p>
@@ -631,7 +647,7 @@
         <w:pStyle w:val="BodyText"/>
       </w:pPr>
       <w:r>
-        <w:t xml:space="preserve">（4）基线技能指数（Skill）。取实验前12个月企业绩效评级与实验前技能测评（涵盖写作、定量分析与领域知识）的标准化第一主成分构建，并据此将员工划分为Q1（最低）至Q4（最高）四个组别。该指数每提高1个标准差，基线质量得分约提高6.3分，具备良好的效度。</w:t>
+        <w:t xml:space="preserve">（4）任务准确率（Accuracy）。即任务中被合伙人评审认定为事实正确的实质性论断与建议所占百分比，用于能力边界部分的分析。</w:t>
       </w:r>
     </w:p>
     <w:p>
@@ -639,7 +655,39 @@
         <w:pStyle w:val="BodyText"/>
       </w:pPr>
       <w:r>
-        <w:t xml:space="preserve">（5）能力边界分类（Beyond）。借鉴Dell’Acqua等（2023）</w:t>
+        <w:t xml:space="preserve">2.2.2 核心解释变量</w:t>
+      </w:r>
+    </w:p>
+    <w:p>
+      <w:pPr>
+        <w:pStyle w:val="BodyText"/>
+      </w:pPr>
+      <w:r>
+        <w:t xml:space="preserve">处理变量（Treat）。员工经随机分配获得生成式人工智能助手使用权限的虚拟变量，进入处理组取1，进入控制组取0。</w:t>
+      </w:r>
+    </w:p>
+    <w:p>
+      <w:pPr>
+        <w:pStyle w:val="BodyText"/>
+      </w:pPr>
+      <w:r>
+        <w:t xml:space="preserve">2.2.3 机制与分组变量</w:t>
+      </w:r>
+    </w:p>
+    <w:p>
+      <w:pPr>
+        <w:pStyle w:val="BodyText"/>
+      </w:pPr>
+      <w:r>
+        <w:t xml:space="preserve">（1）基线技能指数（Skill）。取实验前12个月企业绩效评级与实验前技能测评（涵盖写作、定量分析与领域知识）的标准化第一主成分构建，并据此将员工划分为Q1（最低）至Q4（最高）四个组别。该指数每提高1个标准差，基线质量得分约提高6.3分，具备良好的效度。</w:t>
+      </w:r>
+    </w:p>
+    <w:p>
+      <w:pPr>
+        <w:pStyle w:val="BodyText"/>
+      </w:pPr>
+      <w:r>
+        <w:t xml:space="preserve">（2）能力边界分类（Beyond）。借鉴Dell’Acqua等（2023）</w:t>
       </w:r>
       <w:r>
         <w:rPr>
@@ -648,7 +696,7 @@
         <w:t xml:space="preserve">[7]</w:t>
       </w:r>
       <w:r>
-        <w:t xml:space="preserve">的“锯齿状边界”思想，实验启动前由样本企业方法论委员会对任务类型分类体系进行事前划分：模型能够胜任支持的任务界定为“边界内”任务，需要企业特定隐性知识、保密客户情境或模型无法访问的专有数据的任务界定为“边界外”任务。分类在任何处理数据产生之前完成且对分组信息保持盲态，实验期间保持不变。全部分析任务中，53687项（91.5%）位于边界内，4987项（8.5%）位于边界外；两个独立子委员会分类结果的一致率达96.2%。对于边界分析，本文以任务准确率（Accuracy）——任务中被合伙人评审认定为事实正确的实质性论断与建议所占百分比——作为被解释变量。</w:t>
+        <w:t xml:space="preserve">的“锯齿状边界”思想，实验启动前由样本企业方法论委员会对任务类型分类体系进行划分：模型能够有效支持的任务界定为“边界内”任务，需要企业特定隐性知识、保密客户情境或模型无法访问的专有数据的任务界定为“边界外”任务。分类在任何处理数据产生之前完成且对分组信息保持盲态，实验期间保持不变。全部分析任务中，53687项（91.5%）位于边界内，4987项（8.5%）位于边界外；两个独立子委员会分类结果的一致率达96.2%。</w:t>
       </w:r>
     </w:p>
     <w:p>
@@ -656,7 +704,23 @@
         <w:pStyle w:val="BodyText"/>
       </w:pPr>
       <w:r>
-        <w:t xml:space="preserve">（6）核验行为（Verify）。鉴于自我报告的核验行为可信度有限，本文以遥测测度的客观核验努力——员工收到助手输出后、提交任务前停留于原始文档与底层数据的时长——衡量核验行为，并按三分位数将处理组员工划分为高、中、低核验组。此外，实验还在第0周、第12周与第24周实施三轮员工调查，测度委托策略、对助手的信任程度等信息，三轮均完成的应答率为91.7%。</w:t>
+        <w:t xml:space="preserve">（3）核验行为（Verify）。鉴于自我报告的核验行为可信度有限，本文以遥测测度的客观核验努力，即员工收到助手输出后、提交任务前停留于原始文档与底层数据的时长衡量核验行为，下文“核验努力”均指该遥测测度。核验三分位数按第5—24周遥测数据计算，以待委托习惯先行形成；改用第1—24周数据计算，分组排序不变。此外，实验还在第0周、第12周与第24周实施三轮员工调查，测度委托策略、对助手的信任程度等信息，三轮均完成的应答率为91.7%。</w:t>
+      </w:r>
+    </w:p>
+    <w:p>
+      <w:pPr>
+        <w:pStyle w:val="BodyText"/>
+      </w:pPr>
+      <w:r>
+        <w:t xml:space="preserve">2.2.4 控制变量</w:t>
+      </w:r>
+    </w:p>
+    <w:p>
+      <w:pPr>
+        <w:pStyle w:val="BodyText"/>
+      </w:pPr>
+      <w:r>
+        <w:t xml:space="preserve">参考实验研究的通行做法，本文选取以下基线协变量作为控制变量以提高估计精度：年龄（Age），以员工实验启动时的周岁年龄衡量；性别（Gender），女性取1，男性取0；司龄（Tenure），以员工入职样本企业的年数衡量；基线技能指数（Skill）；基线周任务量（BaseTask），以实验前12个月员工周均完成的工作项数衡量；基线质量得分（BaseQual），以实验前12个月员工产出的平均质量得分衡量。</w:t>
       </w:r>
     </w:p>
     <w:bookmarkEnd w:id="27"/>
@@ -880,7 +944,7 @@
         </m:r>
       </m:oMath>
       <w:r>
-        <w:t xml:space="preserve">周完成任务</w:t>
+        <w:t xml:space="preserve">周完成的某项任务的结果变量，</w:t>
       </w:r>
       <m:oMath>
         <m:r>
@@ -888,7 +952,7 @@
         </m:r>
       </m:oMath>
       <w:r>
-        <w:t xml:space="preserve">的结果变量，</w:t>
+        <w:t xml:space="preserve">为该任务所属的任务类型，</w:t>
       </w:r>
       <m:oMath>
         <m:sSub>
@@ -905,7 +969,7 @@
         </m:sSub>
       </m:oMath>
       <w:r>
-        <w:t xml:space="preserve">为处理组虚拟变量，</w:t>
+        <w:t xml:space="preserve">为处理变量，</w:t>
       </w:r>
       <m:oMath>
         <m:sSub>
@@ -922,7 +986,7 @@
         </m:sSub>
       </m:oMath>
       <w:r>
-        <w:t xml:space="preserve">为基线协变量向量（年龄、性别、司龄、基线技能指数、基线周任务量与基线质量），</w:t>
+        <w:t xml:space="preserve">为2.2.4节所述控制变量向量，</w:t>
       </w:r>
       <m:oMath>
         <m:sSub>
@@ -979,7 +1043,7 @@
         </m:sSub>
       </m:oMath>
       <w:r>
-        <w:t xml:space="preserve">为随机扰动项。所有设定均包含随机化分层固定效应，标准误在随机化单位即员工层面聚类。对质量、准确率等以水平值计分的结果变量，以水平值替代对数值；周任务吞吐量的观测单位为员工—周。由于处理状态随机分配，</w:t>
+        <w:t xml:space="preserve">为随机扰动项。所有设定均包含随机化分层固定效应，标准误在随机化单位即员工层面聚类。对质量、准确率等以水平值计分的结果变量，被解释变量不取对数；周任务吞吐量的观测单位为员工—周。由于处理状态随机分配，</w:t>
       </w:r>
       <m:oMath>
         <m:r>
@@ -987,7 +1051,7 @@
         </m:r>
       </m:oMath>
       <w:r>
-        <w:t xml:space="preserve">识别的是获得助手使用权限的意向性处理效应。</w:t>
+        <w:t xml:space="preserve">识别的是获得助手使用权限的意向处理效应（intention-to-treat，ITT）。</w:t>
       </w:r>
     </w:p>
     <w:p>
@@ -1872,7 +1936,7 @@
         </m:d>
       </m:oMath>
       <w:r>
-        <w:t xml:space="preserve">为分位点。分位数处理效应在任务类型×周单元内计算并按基线权重加总，推断基于员工层面的块状自助法（1000次重复）。</w:t>
+        <w:t xml:space="preserve">为分位点。分位数处理效应在任务类型×周单元内计算并按基线权重加总，推断基于员工层面的区组自助法（block bootstrap，1000次重复）。</w:t>
       </w:r>
     </w:p>
     <w:p>
@@ -2168,15 +2232,7 @@
         </m:sSub>
       </m:oMath>
       <w:r>
-        <w:t xml:space="preserve">表示任务</w:t>
-      </w:r>
-      <m:oMath>
-        <m:r>
-          <m:t>j</m:t>
-        </m:r>
-      </m:oMath>
-      <w:r>
-        <w:t xml:space="preserve">属于边界外任务类型。由于边界分类系事前完成且对分组保持盲态，</w:t>
+        <w:t xml:space="preserve">表示该任务属于边界外任务类型。由于边界分类在实验启动前完成且对分组保持盲态，</w:t>
       </w:r>
       <m:oMath>
         <m:sSub>
@@ -2228,7 +2284,7 @@
         <w:pStyle w:val="FirstParagraph"/>
       </w:pPr>
       <w:r>
-        <w:t xml:space="preserve">本文的任务遥测数据、评分数据与人事数据均来自样本企业内部系统，经匿名化处理后用于研究。表1报告了主要变量的描述性统计与组间平衡性检验结果。样本员工平均年龄31.4岁，女性占比46%，平均司龄4.2年，基线周任务量6.8项，基线质量得分72.3分（标准差13.9分）。各协变量的组间差异均较小且不显著，联合F检验的P值为0.67，符合分层随机化的预期；24周内员工流失率为处理组4.1%、控制组4.5%（P=0.68），不存在差异性流失。</w:t>
+        <w:t xml:space="preserve">本文的任务遥测数据、评分数据与人事数据均来自样本企业内部系统，经匿名化处理后用于研究。表1报告了主要变量的描述性统计与组间平衡性检验结果。样本员工平均年龄31.4岁，女性占比46%，平均司龄4.2年，基线周任务量6.8项，基线质量得分72.3分（标准差13.9分）。各协变量的组间差异均较小且不显著，逐项检验的P值均高于0.24，联合F检验的P值为0.67，符合分层随机化的预期；24周内员工流失率为处理组4.1%、控制组4.5%（P=0.68），不存在差异性流失。</w:t>
       </w:r>
     </w:p>
     <w:p>
@@ -3064,7 +3120,7 @@
         <w:pStyle w:val="TableNote"/>
       </w:pPr>
       <w:r>
-        <w:t xml:space="preserve">注：基线变量按实验前12个月测算；P值来自将各协变量对处理虚拟变量回归（含分层固定效应、员工层面聚类标准误）；全部协变量联合F检验的P值为0.67。</w:t>
+        <w:t xml:space="preserve">注：基线变量按实验前12个月测算；P值来自将各协变量对处理变量回归（含分层固定效应、员工层面聚类标准误）；全部协变量联合F检验的P值为0.67。</w:t>
       </w:r>
     </w:p>
     <w:bookmarkEnd w:id="29"/>
@@ -3092,7 +3148,7 @@
         <w:pStyle w:val="FirstParagraph"/>
       </w:pPr>
       <w:r>
-        <w:t xml:space="preserve">表2报告了模型（1）对四个主要结果变量的估计结果。列（1）显示，生成式人工智能应用使对数任务完成时间下降0.278（标准误0.021），对应完成时间缩短24.3%；以控制组几何均值每项任务6.1小时计，处理组员工平均每项任务节约约1.5小时。列（2）显示，产出质量提高3.9分（标准误0.9），相当于控制组质量分布的0.28个标准差，表明生成式人工智能并未以牺牲质量为代价换取速度，而是实现了时间与质量的同步改善。列（3）显示，周任务吞吐量提升16.4%，略低于单任务时间节约幅度，原因在于员工将部分释放出来的时间重新配置于业务拓展、培训等非任务活动。列（4）显示，客户返工请求减少18.7%，由基线的每项任务0.86次降至约0.70次。返工请求由面向客户的合伙人依据客户反馈记录，属于外部生成的质量信号，其降幅与合伙人评分的质量增益在方向与比例上相互印证，说明质量改善真实可感，并非评分假象。据测算，仅返工减少一项即可节约约2%的项目交付成本。综上，假设1得到支持。</w:t>
+        <w:t xml:space="preserve">表2报告了模型（1）对四个主要结果变量的估计结果。列（1）显示，生成式人工智能应用使对数任务完成时间下降0.278（标准误0.021），对应完成时间缩短24.3%；以控制组几何均值每项任务6.1小时计，处理组员工平均每项任务节约约1.5小时。鉴于处理组第1周激活率达94.3%，以实际使用为内生变量的两阶段最小二乘估计（−0.295）与意向处理效应估计相差不大。列（2）显示，产出质量提高3.9分（标准误0.9），相当于控制组质量分布的0.28个标准差，表明生成式人工智能并未以牺牲质量为代价换取速度，而是实现了时间与质量的同步改善。列（3）显示，周任务吞吐量提升16.4%，略低于单任务时间节约幅度，原因在于员工将部分释放出来的时间重新配置于业务拓展、培训等非任务活动。列（4）显示，客户返工请求减少18.7%，由基线的每项任务0.86次降至约0.70次。返工请求由面向客户的合伙人依据客户反馈记录，属于外部生成的质量信号，其降幅与合伙人评分的质量增益在方向与比例上相互印证，说明质量改善得到了来自客户侧的独立验证。据测算，仅返工减少一项即可节约约2%的项目交付成本。综上，假设1得到支持。</w:t>
       </w:r>
     </w:p>
     <w:p>
@@ -3530,7 +3586,7 @@
               <w:jc w:val="center"/>
             </w:pPr>
             <w:r>
-              <w:t xml:space="preserve">基线协变量</w:t>
+              <w:t xml:space="preserve">控制变量</w:t>
             </w:r>
           </w:p>
         </w:tc>
@@ -3737,13 +3793,13 @@
       </w:r>
     </w:p>
     <w:bookmarkEnd w:id="31"/>
-    <w:bookmarkStart w:id="32" w:name="技能异质性分析"/>
+    <w:bookmarkStart w:id="32" w:name="稳健性检验"/>
     <w:p>
       <w:pPr>
         <w:pStyle w:val="Heading2"/>
       </w:pPr>
       <w:r>
-        <w:t xml:space="preserve">3.2 技能异质性分析</w:t>
+        <w:t xml:space="preserve">3.2 稳健性检验</w:t>
       </w:r>
     </w:p>
     <w:p>
@@ -3751,7 +3807,7 @@
         <w:pStyle w:val="FirstParagraph"/>
       </w:pPr>
       <w:r>
-        <w:t xml:space="preserve">表3报告了模型（2）的估计结果。处理效应随基线技能水平单调且陡峭地递减：最低技能组（Q1）任务完成时间缩短35.1%（系数−0.433，标准误0.038），Q2组、Q3组分别缩短27.2%、19.8%，最高技能组（Q4）仅缩短11.2%；质量效应呈现同样的梯度，Q1组提升0.47个标准差（合6.5分），Q4组仅提升0.06个标准差且不显著。Q1组与Q4组的效应差异在1%的水平上显著。该梯度并非天花板效应所致：Q4组基线质量均值为81.5分，距满分尚有充足空间，且其控制组任务中得分超过95分者不足3%，而不受天花板约束的时间效应梯度同样陡峭。该梯度亦非采纳差异所致：各技能组第1周激活率均超过92%，使用强度介于每周11.2次至12.1次会话之间，基本持平，表明低技能员工是从每单位使用中获益更多，而非使用更多。上述结果与知识层级理论的预测一致：生成式人工智能以极低成本供给编码化专长，恰恰替代了区分低技能与高技能员工的知识存量，而高技能员工的稀缺投入——客户判断与原创框架——模型无法供给。假设2得到初步支持。</w:t>
+        <w:t xml:space="preserve">为验证基准结果的可靠性，本文进行如下稳健性检验，结果见表3。一是差异性流失检验，采用Lee（2009）边界法修剪处理组分布以均衡留存率，对数完成时间效应的边界区间为[−0.301，−0.257]，稳健排除零效应。二是随机化推断，在分层内对处理状态进行10000次置换，完成时间、质量与吞吐量效应的P值均小于0.001，推断不依赖渐近聚类近似。三是溢出效应检验，利用控制组员工所在项目团队处理组占比的随机变异进行估计，高处理密度团队中的控制组员工完成时间未发生差异化变动（系数0.008，标准误0.019），组间溢出不构成威胁。四是评分盲态审计，实验结束后邀请14名合伙人对600项去除格式线索的任务猜测是否使用了助手，猜中率52.7%，与随机猜测无异（P=0.19），且加入评分者固定效应后质量估计不变，表明双盲评分设计有效。五是仅使用12300项双盲评分子样本重新估计，质量效应为4.1分（标准误1.0），与全样本估计无显著差异，结果不依赖自动评分规则。六是敏感性检验，逐一剔除14个办公室中的任何一个（jackknife），完成时间系数介于−0.294与−0.259之间，技能梯度与边界交互项在全部子样本中符号与显著性保持不变，结果并非由单一办公室驱动。上述检验共同表明，本文的核心结论具有较好的稳健性。</w:t>
       </w:r>
     </w:p>
     <w:p>
@@ -3759,7 +3815,345 @@
         <w:pStyle w:val="TableCaption"/>
       </w:pPr>
       <w:r>
-        <w:t xml:space="preserve">表3 基线技能异质性检验结果</w:t>
+        <w:t xml:space="preserve">表3 稳健性检验结果</w:t>
+      </w:r>
+    </w:p>
+    <w:tbl>
+      <w:tblPr>
+        <w:tblStyle w:val="Table"/>
+        <w:tblW w:type="auto" w:w="0"/>
+        <w:jc w:val="center"/>
+        <w:tblLook w:firstRow="1" w:lastRow="0" w:firstColumn="0" w:lastColumn="0" w:noHBand="0" w:noVBand="0" w:val="0020"/>
+        <w:tblCaption w:val="表3 稳健性检验结果"/>
+      </w:tblPr>
+      <w:tblGrid>
+        <w:gridCol w:w="2640"/>
+        <w:gridCol w:w="2640"/>
+        <w:gridCol w:w="2640"/>
+      </w:tblGrid>
+      <w:tr>
+        <w:trPr>
+          <w:tblHeader w:val="true"/>
+        </w:trPr>
+        <w:tc>
+          <w:tcPr/>
+          <w:p>
+            <w:pPr>
+              <w:pStyle w:val="Compact"/>
+              <w:spacing w:before="20" w:after="20" w:line="240" w:lineRule="auto"/>
+              <w:jc w:val="center"/>
+            </w:pPr>
+            <w:r>
+              <w:t xml:space="preserve">检验方式</w:t>
+            </w:r>
+          </w:p>
+        </w:tc>
+        <w:tc>
+          <w:tcPr/>
+          <w:p>
+            <w:pPr>
+              <w:pStyle w:val="Compact"/>
+              <w:spacing w:before="20" w:after="20" w:line="240" w:lineRule="auto"/>
+              <w:jc w:val="center"/>
+            </w:pPr>
+            <w:r>
+              <w:t xml:space="preserve">完成时间效应</w:t>
+            </w:r>
+          </w:p>
+        </w:tc>
+        <w:tc>
+          <w:tcPr/>
+          <w:p>
+            <w:pPr>
+              <w:pStyle w:val="Compact"/>
+              <w:spacing w:before="20" w:after="20" w:line="240" w:lineRule="auto"/>
+              <w:jc w:val="center"/>
+            </w:pPr>
+            <w:r>
+              <w:t xml:space="preserve">产出质量效应</w:t>
+            </w:r>
+          </w:p>
+        </w:tc>
+      </w:tr>
+      <w:tr>
+        <w:tc>
+          <w:tcPr/>
+          <w:p>
+            <w:pPr>
+              <w:pStyle w:val="Compact"/>
+              <w:spacing w:before="20" w:after="20" w:line="240" w:lineRule="auto"/>
+              <w:jc w:val="center"/>
+            </w:pPr>
+            <w:r>
+              <w:t xml:space="preserve">Lee（2009）边界估计</w:t>
+            </w:r>
+          </w:p>
+        </w:tc>
+        <w:tc>
+          <w:tcPr/>
+          <w:p>
+            <w:pPr>
+              <w:pStyle w:val="Compact"/>
+              <w:spacing w:before="20" w:after="20" w:line="240" w:lineRule="auto"/>
+              <w:jc w:val="center"/>
+            </w:pPr>
+            <w:r>
+              <w:t xml:space="preserve">[−0.301，−0.257]</w:t>
+            </w:r>
+          </w:p>
+        </w:tc>
+        <w:tc>
+          <w:tcPr/>
+          <w:p>
+            <w:pPr>
+              <w:pStyle w:val="Compact"/>
+              <w:spacing w:before="20" w:after="20" w:line="240" w:lineRule="auto"/>
+              <w:jc w:val="center"/>
+            </w:pPr>
+            <w:r>
+              <w:t xml:space="preserve">—</w:t>
+            </w:r>
+          </w:p>
+        </w:tc>
+      </w:tr>
+      <w:tr>
+        <w:tc>
+          <w:tcPr/>
+          <w:p>
+            <w:pPr>
+              <w:pStyle w:val="Compact"/>
+              <w:spacing w:before="20" w:after="20" w:line="240" w:lineRule="auto"/>
+              <w:jc w:val="center"/>
+            </w:pPr>
+            <w:r>
+              <w:t xml:space="preserve">随机化推断（10000次置换）</w:t>
+            </w:r>
+          </w:p>
+        </w:tc>
+        <w:tc>
+          <w:tcPr/>
+          <w:p>
+            <w:pPr>
+              <w:pStyle w:val="Compact"/>
+              <w:spacing w:before="20" w:after="20" w:line="240" w:lineRule="auto"/>
+              <w:jc w:val="center"/>
+            </w:pPr>
+            <w:r>
+              <w:t xml:space="preserve">P＜0.001</w:t>
+            </w:r>
+          </w:p>
+        </w:tc>
+        <w:tc>
+          <w:tcPr/>
+          <w:p>
+            <w:pPr>
+              <w:pStyle w:val="Compact"/>
+              <w:spacing w:before="20" w:after="20" w:line="240" w:lineRule="auto"/>
+              <w:jc w:val="center"/>
+            </w:pPr>
+            <w:r>
+              <w:t xml:space="preserve">P＜0.001</w:t>
+            </w:r>
+          </w:p>
+        </w:tc>
+      </w:tr>
+      <w:tr>
+        <w:tc>
+          <w:tcPr/>
+          <w:p>
+            <w:pPr>
+              <w:pStyle w:val="Compact"/>
+              <w:spacing w:before="20" w:after="20" w:line="240" w:lineRule="auto"/>
+              <w:jc w:val="center"/>
+            </w:pPr>
+            <w:r>
+              <w:t xml:space="preserve">溢出效应检验</w:t>
+            </w:r>
+          </w:p>
+        </w:tc>
+        <w:tc>
+          <w:tcPr/>
+          <w:p>
+            <w:pPr>
+              <w:pStyle w:val="Compact"/>
+              <w:spacing w:before="20" w:after="20" w:line="240" w:lineRule="auto"/>
+              <w:jc w:val="center"/>
+            </w:pPr>
+            <w:r>
+              <w:t xml:space="preserve">0.008（0.019）</w:t>
+            </w:r>
+          </w:p>
+        </w:tc>
+        <w:tc>
+          <w:tcPr/>
+          <w:p>
+            <w:pPr>
+              <w:pStyle w:val="Compact"/>
+              <w:spacing w:before="20" w:after="20" w:line="240" w:lineRule="auto"/>
+              <w:jc w:val="center"/>
+            </w:pPr>
+            <w:r>
+              <w:t xml:space="preserve">—</w:t>
+            </w:r>
+          </w:p>
+        </w:tc>
+      </w:tr>
+      <w:tr>
+        <w:tc>
+          <w:tcPr/>
+          <w:p>
+            <w:pPr>
+              <w:pStyle w:val="Compact"/>
+              <w:spacing w:before="20" w:after="20" w:line="240" w:lineRule="auto"/>
+              <w:jc w:val="center"/>
+            </w:pPr>
+            <w:r>
+              <w:t xml:space="preserve">评分盲态审计</w:t>
+            </w:r>
+          </w:p>
+        </w:tc>
+        <w:tc>
+          <w:tcPr/>
+          <w:p>
+            <w:pPr>
+              <w:pStyle w:val="Compact"/>
+              <w:spacing w:before="20" w:after="20" w:line="240" w:lineRule="auto"/>
+              <w:jc w:val="center"/>
+            </w:pPr>
+            <w:r>
+              <w:t xml:space="preserve">—</w:t>
+            </w:r>
+          </w:p>
+        </w:tc>
+        <w:tc>
+          <w:tcPr/>
+          <w:p>
+            <w:pPr>
+              <w:pStyle w:val="Compact"/>
+              <w:spacing w:before="20" w:after="20" w:line="240" w:lineRule="auto"/>
+              <w:jc w:val="center"/>
+            </w:pPr>
+            <w:r>
+              <w:t xml:space="preserve">猜中率52.7%（P=0.19）</w:t>
+            </w:r>
+          </w:p>
+        </w:tc>
+      </w:tr>
+      <w:tr>
+        <w:tc>
+          <w:tcPr/>
+          <w:p>
+            <w:pPr>
+              <w:pStyle w:val="Compact"/>
+              <w:spacing w:before="20" w:after="20" w:line="240" w:lineRule="auto"/>
+              <w:jc w:val="center"/>
+            </w:pPr>
+            <w:r>
+              <w:t xml:space="preserve">仅用双盲评分子样本</w:t>
+            </w:r>
+          </w:p>
+        </w:tc>
+        <w:tc>
+          <w:tcPr/>
+          <w:p>
+            <w:pPr>
+              <w:pStyle w:val="Compact"/>
+              <w:spacing w:before="20" w:after="20" w:line="240" w:lineRule="auto"/>
+              <w:jc w:val="center"/>
+            </w:pPr>
+            <w:r>
+              <w:t xml:space="preserve">—</w:t>
+            </w:r>
+          </w:p>
+        </w:tc>
+        <w:tc>
+          <w:tcPr/>
+          <w:p>
+            <w:pPr>
+              <w:pStyle w:val="Compact"/>
+              <w:spacing w:before="20" w:after="20" w:line="240" w:lineRule="auto"/>
+              <w:jc w:val="center"/>
+            </w:pPr>
+            <w:r>
+              <w:t xml:space="preserve">4.1***（1.0）</w:t>
+            </w:r>
+          </w:p>
+        </w:tc>
+      </w:tr>
+      <w:tr>
+        <w:tc>
+          <w:tcPr/>
+          <w:p>
+            <w:pPr>
+              <w:pStyle w:val="Compact"/>
+              <w:spacing w:before="20" w:after="20" w:line="240" w:lineRule="auto"/>
+              <w:jc w:val="center"/>
+            </w:pPr>
+            <w:r>
+              <w:t xml:space="preserve">逐一剔除办公室的敏感性检验</w:t>
+            </w:r>
+          </w:p>
+        </w:tc>
+        <w:tc>
+          <w:tcPr/>
+          <w:p>
+            <w:pPr>
+              <w:pStyle w:val="Compact"/>
+              <w:spacing w:before="20" w:after="20" w:line="240" w:lineRule="auto"/>
+              <w:jc w:val="center"/>
+            </w:pPr>
+            <w:r>
+              <w:t xml:space="preserve">[−0.294，−0.259]</w:t>
+            </w:r>
+          </w:p>
+        </w:tc>
+        <w:tc>
+          <w:tcPr/>
+          <w:p>
+            <w:pPr>
+              <w:pStyle w:val="Compact"/>
+              <w:spacing w:before="20" w:after="20" w:line="240" w:lineRule="auto"/>
+              <w:jc w:val="center"/>
+            </w:pPr>
+            <w:r>
+              <w:t xml:space="preserve">符号与显著性不变</w:t>
+            </w:r>
+          </w:p>
+        </w:tc>
+      </w:tr>
+    </w:tbl>
+    <w:p>
+      <w:pPr>
+        <w:pStyle w:val="TableNote"/>
+      </w:pPr>
+      <w:r>
+        <w:t xml:space="preserve">注：Lee边界通过修剪处理组分布以均衡两组留存率得到；随机化推断在随机化分层内置换处理状态；溢出效应检验汇报控制组员工完成时间对所在团队处理组占比的回归系数；评分盲态审计汇报合伙人对600项去除格式线索任务的助手使用猜中率。</w:t>
+      </w:r>
+    </w:p>
+    <w:bookmarkEnd w:id="32"/>
+    <w:bookmarkStart w:id="33" w:name="技能异质性分析"/>
+    <w:p>
+      <w:pPr>
+        <w:pStyle w:val="Heading2"/>
+      </w:pPr>
+      <w:r>
+        <w:t xml:space="preserve">3.3 技能异质性分析</w:t>
+      </w:r>
+    </w:p>
+    <w:p>
+      <w:pPr>
+        <w:pStyle w:val="FirstParagraph"/>
+      </w:pPr>
+      <w:r>
+        <w:t xml:space="preserve">表4报告了模型（2）的估计结果。处理效应随基线技能水平单调且陡峭地递减：最低技能组（Q1）任务完成时间缩短35.1%（系数−0.433，标准误0.038），Q2组、Q3组分别缩短27.2%、19.8%，最高技能组（Q4）仅缩短11.2%；质量效应呈现同样的梯度，Q1组提升0.47个标准差（合6.5分），Q4组仅提升0.06个标准差且不显著。Q1组与Q4组的效应差异在1%的水平上显著。该梯度并非天花板效应所致：Q4组基线质量均值为81.5分，距满分尚有充足空间，且其控制组任务中得分超过95分者不足3%，而不受天花板约束的时间效应梯度同样陡峭。该梯度亦非采纳差异所致：各技能组第1周激活率均超过92%，使用强度介于每周11.2次至12.1次会话之间，基本持平，表明低技能员工是从每单位使用中获益更多，而非使用更多。上述结果与知识层级理论的预测一致：生成式人工智能以极低成本供给编码化专长，恰恰替代了区分低技能与高技能员工的知识存量，而高技能员工的稀缺投入（客户判断与原创框架）是模型无法供给的。假设2得到初步支持。</w:t>
+      </w:r>
+    </w:p>
+    <w:p>
+      <w:pPr>
+        <w:pStyle w:val="TableCaption"/>
+      </w:pPr>
+      <w:r>
+        <w:t xml:space="preserve">表4 基线技能异质性检验结果</w:t>
       </w:r>
     </w:p>
     <w:tbl>
@@ -3768,7 +4162,7 @@
         <w:tblW w:type="pct" w:w="5000"/>
         <w:jc w:val="center"/>
         <w:tblLook w:firstRow="1" w:lastRow="0" w:firstColumn="0" w:lastColumn="0" w:noHBand="0" w:noVBand="0" w:val="0020"/>
-        <w:tblCaption w:val="表3 基线技能异质性检验结果"/>
+        <w:tblCaption w:val="表4 基线技能异质性检验结果"/>
       </w:tblPr>
       <w:tblGrid>
         <w:gridCol w:w="1584"/>
@@ -4255,17 +4649,17 @@
         <w:pStyle w:val="TableNote"/>
       </w:pPr>
       <w:r>
-        <w:t xml:space="preserve">注：技能四分位组按2.2节所述实验前复合技能指数划分；质量效应按控制组标准差单位（1个标准差=13.9分）报告并折算为分值；各组时间效应系数按任务量加权平均后等于表2的合并估计值−0.278。</w:t>
-      </w:r>
-    </w:p>
-    <w:bookmarkEnd w:id="32"/>
-    <w:bookmarkStart w:id="36" w:name="分布效应与绩效收敛"/>
+        <w:t xml:space="preserve">注：技能四分位组按2.2.3节所述实验前复合技能指数划分；质量效应按控制组标准差单位（1个标准差=13.9分）报告并折算为分值；各组时间效应系数按任务量加权平均后等于表2的合并估计值−0.278。</w:t>
+      </w:r>
+    </w:p>
+    <w:bookmarkEnd w:id="33"/>
+    <w:bookmarkStart w:id="37" w:name="分布效应与绩效收敛"/>
     <w:p>
       <w:pPr>
         <w:pStyle w:val="Heading2"/>
       </w:pPr>
       <w:r>
-        <w:t xml:space="preserve">3.3 分布效应与绩效收敛</w:t>
+        <w:t xml:space="preserve">3.4 分布效应与绩效收敛</w:t>
       </w:r>
     </w:p>
     <w:p>
@@ -4273,7 +4667,7 @@
         <w:pStyle w:val="FirstParagraph"/>
       </w:pPr>
       <w:r>
-        <w:t xml:space="preserve">技能异质性结果意味着生成式人工智能会压缩绩效分布，表4与图1从任务质量分布的视角对此予以直接刻画。分位数处理效应在质量分布的第10百分位为+6.8分（1%的水平上显著），随分位点上升而单调下降，至第90百分位仅为+0.7分且不再显著。生成式人工智能显著抬升了质量分布的下尾，而对上尾几乎没有影响，即模型可靠地供给了“合格底板”——结构完整、要素齐全、行文无误，却难以供给区分卓越产出的洞见。</w:t>
+        <w:t xml:space="preserve">技能异质性结果意味着生成式人工智能会压缩绩效分布，表5与图1从任务质量分布的视角对此予以直接刻画。分位数处理效应在质量分布的第10百分位为+6.8分（1%的水平上显著），随分位点上升而单调下降，至第90百分位仅为+0.7分且不再显著。生成式人工智能显著抬升了质量分布的下尾，而对上尾几乎没有影响，即模型能够稳定供给结构完整、要素齐全、行文无误的“质量底板”，却难以供给区分卓越产出的洞见。</w:t>
       </w:r>
     </w:p>
     <w:p>
@@ -4281,7 +4675,7 @@
         <w:pStyle w:val="TableCaption"/>
       </w:pPr>
       <w:r>
-        <w:t xml:space="preserve">表4 产出质量的分位数处理效应估计结果</w:t>
+        <w:t xml:space="preserve">表5 产出质量的分位数处理效应估计结果</w:t>
       </w:r>
     </w:p>
     <w:tbl>
@@ -4290,7 +4684,7 @@
         <w:tblW w:type="pct" w:w="5000"/>
         <w:jc w:val="center"/>
         <w:tblLook w:firstRow="1" w:lastRow="0" w:firstColumn="0" w:lastColumn="0" w:noHBand="0" w:noVBand="0" w:val="0020"/>
-        <w:tblCaption w:val="表4 产出质量的分位数处理效应估计结果"/>
+        <w:tblCaption w:val="表5 产出质量的分位数处理效应估计结果"/>
       </w:tblPr>
       <w:tblGrid>
         <w:gridCol w:w="1320"/>
@@ -4469,7 +4863,7 @@
         <w:pStyle w:val="TableNote"/>
       </w:pPr>
       <w:r>
-        <w:t xml:space="preserve">注：分位数处理效应按模型（4）在任务类型×周单元内计算并以基线权重加总；括号内为基于员工层面块状自助法（1000次重复）的标准误。</w:t>
+        <w:t xml:space="preserve">注：分位数处理效应按模型（4）在任务类型×周单元内计算并以基线权重加总；括号内为基于员工层面区组自助法（1000次重复）的标准误，本表显著性依据自助法百分位区间判定。</w:t>
       </w:r>
     </w:p>
     <w:p>
@@ -4481,18 +4875,18 @@
           <wp:inline>
             <wp:extent cx="5334000" cy="2743200"/>
             <wp:effectExtent b="0" l="0" r="0" t="0"/>
-            <wp:docPr descr="图1 产出质量分位数处理效应的分布特征" title="" id="34" name="Picture"/>
+            <wp:docPr descr="图1 产出质量分位数处理效应的分布特征" title="" id="35" name="Picture"/>
             <a:graphic>
               <a:graphicData uri="http://schemas.openxmlformats.org/drawingml/2006/picture">
                 <pic:pic>
                   <pic:nvPicPr>
-                    <pic:cNvPr descr="fig2_qte.png" id="35" name="Picture"/>
+                    <pic:cNvPr descr="fig_qte.png" id="36" name="Picture"/>
                     <pic:cNvPicPr>
                       <a:picLocks noChangeArrowheads="1" noChangeAspect="1"/>
                     </pic:cNvPicPr>
                   </pic:nvPicPr>
                   <pic:blipFill>
-                    <a:blip r:embed="rId33"/>
+                    <a:blip r:embed="rId34"/>
                     <a:stretch>
                       <a:fillRect/>
                     </a:stretch>
@@ -4532,7 +4926,7 @@
         <w:pStyle w:val="BodyText"/>
       </w:pPr>
       <w:r>
-        <w:t xml:space="preserve">进一步从员工层面考察绩效离散度的变化，结果见表5。控制组中第90百分位员工与第10百分位员工的平均质量差距为18.3分，处理组中该差距收窄至13.1分，降幅达28.4%；员工内部任务质量的平均标准差由8.2分降至6.6分，降幅为19.6%。这表明绩效收敛在员工间与员工内两个边际上同时发生：生成式人工智能既拉近了弱者与强者的距离，也使每位员工的产出在任务间更加稳定。对于以质量一致性立身的专业服务企业而言，员工内可靠性的提升与水平效应同等重要。结合表3与表4的结果，假设2得到充分支持。值得注意的是，绩效收敛在企业内部削弱了产出质量作为潜在技能信号的甄别功能，其对晋升与人员配置决策的含义将在结论部分讨论。</w:t>
+        <w:t xml:space="preserve">进一步从员工层面考察绩效离散度的变化，结果见表6。控制组中第90百分位员工与第10百分位员工的平均质量差距为18.3分，处理组中该差距收窄至13.1分，降幅达28.4%；员工内部任务质量的平均标准差由8.2分降至6.6分，降幅为19.6%。这表明绩效收敛在员工间与员工内两个边际上同时发生：生成式人工智能既拉近了弱者与强者的距离，也使每位员工的产出在任务间更加稳定。对于以质量一致性立身的专业服务企业而言，员工内可靠性的提升与水平效应同等重要。结合表4至表6的结果，假设2得到充分支持。值得注意的是，绩效收敛在企业内部削弱了产出质量作为潜在技能信号的甄别功能，其对晋升与人员配置决策的含义将在结论部分讨论。</w:t>
       </w:r>
     </w:p>
     <w:p>
@@ -4540,7 +4934,7 @@
         <w:pStyle w:val="TableCaption"/>
       </w:pPr>
       <w:r>
-        <w:t xml:space="preserve">表5 员工层面绩效离散度的变化</w:t>
+        <w:t xml:space="preserve">表6 员工层面绩效离散度的变化</w:t>
       </w:r>
     </w:p>
     <w:tbl>
@@ -4549,7 +4943,7 @@
         <w:tblW w:type="auto" w:w="0"/>
         <w:jc w:val="center"/>
         <w:tblLook w:firstRow="1" w:lastRow="0" w:firstColumn="0" w:lastColumn="0" w:noHBand="0" w:noVBand="0" w:val="0020"/>
-        <w:tblCaption w:val="表5 员工层面绩效离散度的变化"/>
+        <w:tblCaption w:val="表6 员工层面绩效离散度的变化"/>
       </w:tblPr>
       <w:tblGrid>
         <w:gridCol w:w="1980"/>
@@ -4723,14 +5117,14 @@
         </w:tc>
       </w:tr>
     </w:tbl>
-    <w:bookmarkEnd w:id="36"/>
-    <w:bookmarkStart w:id="40" w:name="动态效应分析"/>
+    <w:bookmarkEnd w:id="37"/>
+    <w:bookmarkStart w:id="41" w:name="动态效应分析"/>
     <w:p>
       <w:pPr>
         <w:pStyle w:val="Heading2"/>
       </w:pPr>
       <w:r>
-        <w:t xml:space="preserve">3.4 动态效应分析</w:t>
+        <w:t xml:space="preserve">3.5 动态效应分析</w:t>
       </w:r>
     </w:p>
     <w:p>
@@ -4738,7 +5132,7 @@
         <w:pStyle w:val="FirstParagraph"/>
       </w:pPr>
       <w:r>
-        <w:t xml:space="preserve">图2绘制了模型（3）中对数任务完成时间的事件研究系数。可以看出：第一，实验启动前各周系数紧密围绕零值波动（均处于±0.015以内，联合不显著，P=0.62），证实随机化产生了平行的事前行为，设计有效。第二，处理效应在第1周仅为−0.09，此后随员工逐步掌握委托对象选择与提示词构造而稳步加深，至第10周达到−0.31。第三，自第10周起至第24周，效应稳定于−0.31±0.02的平台期，历经业务旺季高压工作负荷而无衰减迹象。新奇效应会呈现“启动即峰值、随注意力消退而衰减”的相反轨迹，因而可以排除；渐进增强并长期持续的轨迹与通用目的技术的协同发明逻辑相符，即助手的回报有赖于员工在使用中积累互补性“提示与委托资本”。调查证据亦佐证了这一解读：第0周至第12周，报告已形成稳定任务级委托策略的处理组员工占比由18%升至71%，且第12周的委托策略成熟度测度与员工其后的时间节约显著正相关（相关系数为0.36）。分技能组估计显示，低技能组约在第8周即达到平台期，而高技能组收敛更慢、平台更浅，其委托策略也更趋“外科手术式”的选择性使用。假设3得到支持。对管理实践而言，平台期时点意味着以4—6周为期的试点评估将低估稳态收益约一半。</w:t>
+        <w:t xml:space="preserve">图2绘制了模型（3）中对数任务完成时间的事件研究系数。可以看出：第一，实验启动前各周系数紧密围绕零值波动（均处于±0.015以内，联合不显著，P=0.62），证实随机化产生了平行的事前行为，设计有效。第二，处理效应在第1周仅为−0.09，此后随员工逐步掌握委托对象选择与提示词构造而稳步加深，至第10周达到−0.31。第三，自第10周起至第24周，效应稳定于−0.31±0.02的平台期，历经业务旺季高压工作负荷而无衰减迹象。新奇效应会呈现“启动即峰值、随注意力消退而衰减”的相反轨迹，因而可以排除；渐进增强并长期持续的轨迹与通用目的技术的协同发明逻辑相符，即助手的回报有赖于员工在使用中积累互补性“提示与委托资本”。调查证据亦佐证了这一解读：第0周至第12周，报告已形成稳定任务级委托策略的处理组员工占比由18%升至71%，且第12周的委托策略成熟度测度与员工其后的时间节约正相关（相关系数为0.36，属探索性描述证据）。分技能组估计显示，低技能组约在第8周即达到平台期，而高技能组收敛更慢、平台更浅，其委托策略也更多表现为高度选择性的精准调用。假设3得到支持。对管理实践而言，平台期时点意味着以4—6周为期的试点评估将低估稳态收益约一半。</w:t>
       </w:r>
     </w:p>
     <w:p>
@@ -4750,18 +5144,18 @@
           <wp:inline>
             <wp:extent cx="5334000" cy="2743200"/>
             <wp:effectExtent b="0" l="0" r="0" t="0"/>
-            <wp:docPr descr="图2 处理效应的动态演变（事件研究法）" title="" id="38" name="Picture"/>
+            <wp:docPr descr="图2 处理效应的动态演变（事件研究法）" title="" id="39" name="Picture"/>
             <a:graphic>
               <a:graphicData uri="http://schemas.openxmlformats.org/drawingml/2006/picture">
                 <pic:pic>
                   <pic:nvPicPr>
-                    <pic:cNvPr descr="fig1_event_study.png" id="39" name="Picture"/>
+                    <pic:cNvPr descr="fig_event.png" id="40" name="Picture"/>
                     <pic:cNvPicPr>
                       <a:picLocks noChangeArrowheads="1" noChangeAspect="1"/>
                     </pic:cNvPicPr>
                   </pic:nvPicPr>
                   <pic:blipFill>
-                    <a:blip r:embed="rId37"/>
+                    <a:blip r:embed="rId38"/>
                     <a:stretch>
                       <a:fillRect/>
                     </a:stretch>
@@ -4796,428 +5190,6 @@
         <w:t xml:space="preserve">图2 处理效应的动态演变（事件研究法）</w:t>
       </w:r>
     </w:p>
-    <w:bookmarkEnd w:id="40"/>
-    <w:bookmarkStart w:id="41" w:name="稳健性检验"/>
-    <w:p>
-      <w:pPr>
-        <w:pStyle w:val="Heading2"/>
-      </w:pPr>
-      <w:r>
-        <w:t xml:space="preserve">3.5 稳健性检验</w:t>
-      </w:r>
-    </w:p>
-    <w:p>
-      <w:pPr>
-        <w:pStyle w:val="FirstParagraph"/>
-      </w:pPr>
-      <w:r>
-        <w:t xml:space="preserve">为验证上述结果的可靠性，本文进行如下稳健性检验，结果见表6：一是差异性流失检验，采用Lee（2009）边界法修剪处理组分布以均衡留存率，对数完成时间效应的边界区间为[−0.301，−0.257]，稳健排除零效应。二是随机化推断，在分层内对处理状态进行10000次置换，完成时间、质量与吞吐量效应的P值均小于0.001，推断不依赖渐近聚类近似。三是溢出效应检验，利用控制组员工所在项目团队处理组占比的随机变异进行估计，高处理密度团队中的控制组员工完成时间未发生差异化变动（系数0.008，标准误0.019），表明组间溢出不构成威胁。四是评分盲态审计，实验结束后邀请14名合伙人对600项去除格式线索的任务猜测是否使用了助手，猜中率52.7%，与随机猜测无异（P=0.19），且加入评分者固定效应后质量估计不变。五是仅使用12300项双盲评分子样本重新估计，质量效应为4.1分（标准误1.0），边界交互效应为−15.3个百分点（标准误3.2），与全样本估计无显著差异，结果不依赖自动评分规则。六是逐办公室刀切法，依次剔除14个办公室中的任何一个，完成时间系数介于−0.294与−0.259之间，技能梯度与边界交互项在全部子样本中符号与显著性保持不变。上述检验共同表明，本文的核心结论具有较好的稳健性。</w:t>
-      </w:r>
-    </w:p>
-    <w:p>
-      <w:pPr>
-        <w:pStyle w:val="TableCaption"/>
-      </w:pPr>
-      <w:r>
-        <w:t xml:space="preserve">表6 稳健性检验结果</w:t>
-      </w:r>
-    </w:p>
-    <w:tbl>
-      <w:tblPr>
-        <w:tblStyle w:val="Table"/>
-        <w:tblW w:type="pct" w:w="5000"/>
-        <w:jc w:val="center"/>
-        <w:tblLook w:firstRow="1" w:lastRow="0" w:firstColumn="0" w:lastColumn="0" w:noHBand="0" w:noVBand="0" w:val="0020"/>
-        <w:tblCaption w:val="表6 稳健性检验结果"/>
-      </w:tblPr>
-      <w:tblGrid>
-        <w:gridCol w:w="1980"/>
-        <w:gridCol w:w="1980"/>
-        <w:gridCol w:w="1980"/>
-        <w:gridCol w:w="1980"/>
-      </w:tblGrid>
-      <w:tr>
-        <w:trPr>
-          <w:tblHeader w:val="true"/>
-        </w:trPr>
-        <w:tc>
-          <w:tcPr/>
-          <w:p>
-            <w:pPr>
-              <w:pStyle w:val="Compact"/>
-              <w:spacing w:before="20" w:after="20" w:line="240" w:lineRule="auto"/>
-              <w:jc w:val="center"/>
-            </w:pPr>
-            <w:r>
-              <w:t xml:space="preserve">检验方式</w:t>
-            </w:r>
-          </w:p>
-        </w:tc>
-        <w:tc>
-          <w:tcPr/>
-          <w:p>
-            <w:pPr>
-              <w:pStyle w:val="Compact"/>
-              <w:spacing w:before="20" w:after="20" w:line="240" w:lineRule="auto"/>
-              <w:jc w:val="center"/>
-            </w:pPr>
-            <w:r>
-              <w:t xml:space="preserve">完成时间效应</w:t>
-            </w:r>
-          </w:p>
-        </w:tc>
-        <w:tc>
-          <w:tcPr/>
-          <w:p>
-            <w:pPr>
-              <w:pStyle w:val="Compact"/>
-              <w:spacing w:before="20" w:after="20" w:line="240" w:lineRule="auto"/>
-              <w:jc w:val="center"/>
-            </w:pPr>
-            <w:r>
-              <w:t xml:space="preserve">产出质量效应</w:t>
-            </w:r>
-          </w:p>
-        </w:tc>
-        <w:tc>
-          <w:tcPr/>
-          <w:p>
-            <w:pPr>
-              <w:pStyle w:val="Compact"/>
-              <w:spacing w:before="20" w:after="20" w:line="240" w:lineRule="auto"/>
-              <w:jc w:val="center"/>
-            </w:pPr>
-            <w:r>
-              <w:t xml:space="preserve">结论</w:t>
-            </w:r>
-          </w:p>
-        </w:tc>
-      </w:tr>
-      <w:tr>
-        <w:tc>
-          <w:tcPr/>
-          <w:p>
-            <w:pPr>
-              <w:pStyle w:val="Compact"/>
-              <w:spacing w:before="20" w:after="20" w:line="240" w:lineRule="auto"/>
-              <w:jc w:val="center"/>
-            </w:pPr>
-            <w:r>
-              <w:t xml:space="preserve">Lee（2009）边界估计</w:t>
-            </w:r>
-          </w:p>
-        </w:tc>
-        <w:tc>
-          <w:tcPr/>
-          <w:p>
-            <w:pPr>
-              <w:pStyle w:val="Compact"/>
-              <w:spacing w:before="20" w:after="20" w:line="240" w:lineRule="auto"/>
-              <w:jc w:val="center"/>
-            </w:pPr>
-            <w:r>
-              <w:t xml:space="preserve">[−0.301，−0.257]</w:t>
-            </w:r>
-          </w:p>
-        </w:tc>
-        <w:tc>
-          <w:tcPr/>
-          <w:p>
-            <w:pPr>
-              <w:pStyle w:val="Compact"/>
-              <w:spacing w:before="20" w:after="20" w:line="240" w:lineRule="auto"/>
-              <w:jc w:val="center"/>
-            </w:pPr>
-            <w:r>
-              <w:t xml:space="preserve">—</w:t>
-            </w:r>
-          </w:p>
-        </w:tc>
-        <w:tc>
-          <w:tcPr/>
-          <w:p>
-            <w:pPr>
-              <w:pStyle w:val="Compact"/>
-              <w:spacing w:before="20" w:after="20" w:line="240" w:lineRule="auto"/>
-              <w:jc w:val="center"/>
-            </w:pPr>
-            <w:r>
-              <w:t xml:space="preserve">排除差异性流失</w:t>
-            </w:r>
-          </w:p>
-        </w:tc>
-      </w:tr>
-      <w:tr>
-        <w:tc>
-          <w:tcPr/>
-          <w:p>
-            <w:pPr>
-              <w:pStyle w:val="Compact"/>
-              <w:spacing w:before="20" w:after="20" w:line="240" w:lineRule="auto"/>
-              <w:jc w:val="center"/>
-            </w:pPr>
-            <w:r>
-              <w:t xml:space="preserve">随机化推断（10000次置换）</w:t>
-            </w:r>
-          </w:p>
-        </w:tc>
-        <w:tc>
-          <w:tcPr/>
-          <w:p>
-            <w:pPr>
-              <w:pStyle w:val="Compact"/>
-              <w:spacing w:before="20" w:after="20" w:line="240" w:lineRule="auto"/>
-              <w:jc w:val="center"/>
-            </w:pPr>
-            <w:r>
-              <w:t xml:space="preserve">P＜0.001</w:t>
-            </w:r>
-          </w:p>
-        </w:tc>
-        <w:tc>
-          <w:tcPr/>
-          <w:p>
-            <w:pPr>
-              <w:pStyle w:val="Compact"/>
-              <w:spacing w:before="20" w:after="20" w:line="240" w:lineRule="auto"/>
-              <w:jc w:val="center"/>
-            </w:pPr>
-            <w:r>
-              <w:t xml:space="preserve">P＜0.001</w:t>
-            </w:r>
-          </w:p>
-        </w:tc>
-        <w:tc>
-          <w:tcPr/>
-          <w:p>
-            <w:pPr>
-              <w:pStyle w:val="Compact"/>
-              <w:spacing w:before="20" w:after="20" w:line="240" w:lineRule="auto"/>
-              <w:jc w:val="center"/>
-            </w:pPr>
-            <w:r>
-              <w:t xml:space="preserve">不依赖渐近近似</w:t>
-            </w:r>
-          </w:p>
-        </w:tc>
-      </w:tr>
-      <w:tr>
-        <w:tc>
-          <w:tcPr/>
-          <w:p>
-            <w:pPr>
-              <w:pStyle w:val="Compact"/>
-              <w:spacing w:before="20" w:after="20" w:line="240" w:lineRule="auto"/>
-              <w:jc w:val="center"/>
-            </w:pPr>
-            <w:r>
-              <w:t xml:space="preserve">溢出效应检验</w:t>
-            </w:r>
-          </w:p>
-        </w:tc>
-        <w:tc>
-          <w:tcPr/>
-          <w:p>
-            <w:pPr>
-              <w:pStyle w:val="Compact"/>
-              <w:spacing w:before="20" w:after="20" w:line="240" w:lineRule="auto"/>
-              <w:jc w:val="center"/>
-            </w:pPr>
-            <w:r>
-              <w:t xml:space="preserve">0.008（0.019）</w:t>
-            </w:r>
-          </w:p>
-        </w:tc>
-        <w:tc>
-          <w:tcPr/>
-          <w:p>
-            <w:pPr>
-              <w:pStyle w:val="Compact"/>
-              <w:spacing w:before="20" w:after="20" w:line="240" w:lineRule="auto"/>
-              <w:jc w:val="center"/>
-            </w:pPr>
-            <w:r>
-              <w:t xml:space="preserve">—</w:t>
-            </w:r>
-          </w:p>
-        </w:tc>
-        <w:tc>
-          <w:tcPr/>
-          <w:p>
-            <w:pPr>
-              <w:pStyle w:val="Compact"/>
-              <w:spacing w:before="20" w:after="20" w:line="240" w:lineRule="auto"/>
-              <w:jc w:val="center"/>
-            </w:pPr>
-            <w:r>
-              <w:t xml:space="preserve">控制组未受污染</w:t>
-            </w:r>
-          </w:p>
-        </w:tc>
-      </w:tr>
-      <w:tr>
-        <w:tc>
-          <w:tcPr/>
-          <w:p>
-            <w:pPr>
-              <w:pStyle w:val="Compact"/>
-              <w:spacing w:before="20" w:after="20" w:line="240" w:lineRule="auto"/>
-              <w:jc w:val="center"/>
-            </w:pPr>
-            <w:r>
-              <w:t xml:space="preserve">评分盲态审计</w:t>
-            </w:r>
-          </w:p>
-        </w:tc>
-        <w:tc>
-          <w:tcPr/>
-          <w:p>
-            <w:pPr>
-              <w:pStyle w:val="Compact"/>
-              <w:spacing w:before="20" w:after="20" w:line="240" w:lineRule="auto"/>
-              <w:jc w:val="center"/>
-            </w:pPr>
-            <w:r>
-              <w:t xml:space="preserve">—</w:t>
-            </w:r>
-          </w:p>
-        </w:tc>
-        <w:tc>
-          <w:tcPr/>
-          <w:p>
-            <w:pPr>
-              <w:pStyle w:val="Compact"/>
-              <w:spacing w:before="20" w:after="20" w:line="240" w:lineRule="auto"/>
-              <w:jc w:val="center"/>
-            </w:pPr>
-            <w:r>
-              <w:t xml:space="preserve">猜中率52.7%（P=0.19）</w:t>
-            </w:r>
-          </w:p>
-        </w:tc>
-        <w:tc>
-          <w:tcPr/>
-          <w:p>
-            <w:pPr>
-              <w:pStyle w:val="Compact"/>
-              <w:spacing w:before="20" w:after="20" w:line="240" w:lineRule="auto"/>
-              <w:jc w:val="center"/>
-            </w:pPr>
-            <w:r>
-              <w:t xml:space="preserve">双盲设计有效</w:t>
-            </w:r>
-          </w:p>
-        </w:tc>
-      </w:tr>
-      <w:tr>
-        <w:tc>
-          <w:tcPr/>
-          <w:p>
-            <w:pPr>
-              <w:pStyle w:val="Compact"/>
-              <w:spacing w:before="20" w:after="20" w:line="240" w:lineRule="auto"/>
-              <w:jc w:val="center"/>
-            </w:pPr>
-            <w:r>
-              <w:t xml:space="preserve">仅用双盲评分子样本</w:t>
-            </w:r>
-          </w:p>
-        </w:tc>
-        <w:tc>
-          <w:tcPr/>
-          <w:p>
-            <w:pPr>
-              <w:pStyle w:val="Compact"/>
-              <w:spacing w:before="20" w:after="20" w:line="240" w:lineRule="auto"/>
-              <w:jc w:val="center"/>
-            </w:pPr>
-            <w:r>
-              <w:t xml:space="preserve">—</w:t>
-            </w:r>
-          </w:p>
-        </w:tc>
-        <w:tc>
-          <w:tcPr/>
-          <w:p>
-            <w:pPr>
-              <w:pStyle w:val="Compact"/>
-              <w:spacing w:before="20" w:after="20" w:line="240" w:lineRule="auto"/>
-              <w:jc w:val="center"/>
-            </w:pPr>
-            <w:r>
-              <w:t xml:space="preserve">4.1***（1.0）</w:t>
-            </w:r>
-          </w:p>
-        </w:tc>
-        <w:tc>
-          <w:tcPr/>
-          <w:p>
-            <w:pPr>
-              <w:pStyle w:val="Compact"/>
-              <w:spacing w:before="20" w:after="20" w:line="240" w:lineRule="auto"/>
-              <w:jc w:val="center"/>
-            </w:pPr>
-            <w:r>
-              <w:t xml:space="preserve">不依赖自动评分</w:t>
-            </w:r>
-          </w:p>
-        </w:tc>
-      </w:tr>
-      <w:tr>
-        <w:tc>
-          <w:tcPr/>
-          <w:p>
-            <w:pPr>
-              <w:pStyle w:val="Compact"/>
-              <w:spacing w:before="20" w:after="20" w:line="240" w:lineRule="auto"/>
-              <w:jc w:val="center"/>
-            </w:pPr>
-            <w:r>
-              <w:t xml:space="preserve">逐办公室刀切法</w:t>
-            </w:r>
-          </w:p>
-        </w:tc>
-        <w:tc>
-          <w:tcPr/>
-          <w:p>
-            <w:pPr>
-              <w:pStyle w:val="Compact"/>
-              <w:spacing w:before="20" w:after="20" w:line="240" w:lineRule="auto"/>
-              <w:jc w:val="center"/>
-            </w:pPr>
-            <w:r>
-              <w:t xml:space="preserve">[−0.294，−0.259]</w:t>
-            </w:r>
-          </w:p>
-        </w:tc>
-        <w:tc>
-          <w:tcPr/>
-          <w:p>
-            <w:pPr>
-              <w:pStyle w:val="Compact"/>
-              <w:spacing w:before="20" w:after="20" w:line="240" w:lineRule="auto"/>
-              <w:jc w:val="center"/>
-            </w:pPr>
-            <w:r>
-              <w:t xml:space="preserve">符号与显著性不变</w:t>
-            </w:r>
-          </w:p>
-        </w:tc>
-        <w:tc>
-          <w:tcPr/>
-          <w:p>
-            <w:pPr>
-              <w:pStyle w:val="Compact"/>
-              <w:spacing w:before="20" w:after="20" w:line="240" w:lineRule="auto"/>
-              <w:jc w:val="center"/>
-            </w:pPr>
-            <w:r>
-              <w:t xml:space="preserve">无单一办公室驱动</w:t>
-            </w:r>
-          </w:p>
-        </w:tc>
-      </w:tr>
-    </w:tbl>
     <w:bookmarkEnd w:id="41"/>
     <w:bookmarkEnd w:id="42"/>
     <w:bookmarkStart w:id="46" w:name="进一步分析能力边界核验行为与机制分解"/>
@@ -5243,7 +5215,7 @@
         <w:pStyle w:val="FirstParagraph"/>
       </w:pPr>
       <w:r>
-        <w:t xml:space="preserve">前文结果混合了模型胜任与不胜任的任务，本部分利用事前边界分类考察处理效应的边界差异，表7报告了分组均值与模型（5）的估计结果。在边界内任务上，处理组准确率为86.7%，较控制组的84.6%高出2.1个百分点；在边界外任务上，格局发生剧烈反转：控制组准确率为71.2%，处理组仅为56.4%，原始差距达−14.8个百分点。回归估计显示，处理项系数</w:t>
+        <w:t xml:space="preserve">前文结果混合了模型胜任与不胜任的任务，本部分利用事前边界分类考察处理效应的边界差异，表7报告了分组均值与模型（5）的估计结果。在边界内任务上，处理组准确率为86.7%，较控制组的84.6%高出2.1个百分点；在边界外任务上，结果发生明显逆转：控制组准确率为71.2%，处理组仅为56.4%，原始差距达−14.8个百分点。回归估计显示，处理项系数</w:t>
       </w:r>
       <m:oMath>
         <m:sSub>
@@ -5312,7 +5284,7 @@
         </m:sSub>
       </m:oMath>
       <w:r>
-        <w:t xml:space="preserve">为−12.7个百分点。值得警惕的是，处理组在边界外任务上的时间节约（21.7%）与边界内几乎同样可观——模型在其不可靠之处依旧流畅，员工依旧被加速，这正是风险所在。对400项低准确率边界外任务的定性复核显示，主导性错误形态是“貌似合理的替代”：当所需输入超出模型可得范围时，模型以通用行业基准或教科书假设顶替，且与其正确论断同样流畅，员工遂将该替代带入交付物；公然编造来源的情形不足复核错误的4%，真正穿透评审的是“未加标注的假设”而非“凭空捏造的事实”。按样本企业建议错误与项目续约的历史关系测算，边界外任务上如此规模的准确率损失即便只发生在8.5%的任务上，也足以抵消边界内所创造价值的相当部分。假设4的前半部分得到支持。</w:t>
+        <w:t xml:space="preserve">为−12.7个百分点。经协变量与固定效应调整后的总效应在绝对值上略小于原始差距，原因在于处理组吞吐量更高，在固定效应所吸收的后期周次中完成了略多的高难度边界外任务类型。此外，边界外任务占比在两组间保持平衡（处理组8.4%，控制组8.6%，P=0.55），任务选择效应可以排除；该交互效应在仅使用双盲评分子样本时为−15.3个百分点（标准误3.2），保持稳健。值得注意的是，处理组在边界外任务上的时间节约（21.7%）与边界内几乎同样可观：模型在其不可靠之处依旧流畅，速度收益与质量风险并存，构成了主要的质量风险来源。对处理组400项低准确率边界外任务的定性复核显示，主导性错误形态是“貌似合理的替代”：当所需输入超出模型可得范围时，模型以通用行业基准或教科书假设顶替，且与其正确论断同样流畅，员工遂将该替代带入交付物；公然编造来源的情形不足复核错误的4%，能够通过内部评审的主要是未加标注的替代性假设，而非凭空编造的事实。按样本企业历史数据中建议差错率与项目续约率之间的关系测算，边界外任务上如此规模的准确率损失即便只发生在8.5%的任务上，也足以抵消边界内所创造价值的相当部分。假设4a得到验证。</w:t>
       </w:r>
     </w:p>
     <w:p>
@@ -5823,7 +5795,7 @@
         <w:pStyle w:val="TableNote"/>
       </w:pPr>
       <w:r>
-        <w:t xml:space="preserve">注：面板A为按组别与边界分类的任务准确率均值，事前分类将53687项任务划入边界内、4987项任务划入边界外；面板B为模型（5）的估计结果，含任务类型、周与分层固定效应及基线协变量。</w:t>
+        <w:t xml:space="preserve">注：面板A为按组别与边界分类的任务准确率均值，边界分类将53687项任务划入边界内、4987项任务划入边界外；面板B为模型（5）的估计结果，含任务类型、周与分层固定效应及控制变量。</w:t>
       </w:r>
     </w:p>
     <w:bookmarkEnd w:id="43"/>
@@ -5841,7 +5813,7 @@
         <w:pStyle w:val="FirstParagraph"/>
       </w:pPr>
       <w:r>
-        <w:t xml:space="preserve">能力娴熟的专业人士为何会提交质量受损的工作成果？表8按遥测测度的核验努力三分位数分组重新估计边界交互效应，给出了关键线索：高核验组的准确率损失为−4.2个百分点且不显著，中核验组为−13.9个百分点，低核验组则高达−23.6个百分点。习惯于在收到助手输出后回到原始文档与底层数据进行核对的员工基本免于边界惩罚，而提交前极少核验的员工则完全承受了损失。由于核验行为系员工自选而非随机分配，上述分组结果应解释为描述性调节而非核验的因果效应，但其梯度陡峭、单调，且在控制基线技能与司龄后保持稳健；核验努力与基线技能的相关系数仅为0.11，表明该调节并非技能梯度的简单重述。调查证据进一步指向信任校准失当这一近端机制：至第12周，62.3%的处理组员工认同“对熟悉任务类型总体信任助手输出”；以调查条目构造的过度信任指数与员工边界外准确率变动的相关系数为−0.41。这一格局恰是“算法厌恶”的镜像：员工并未在模型出错后弃用，而是将模型在边界内赢得的信任外推至陌生领域，属于“算法欣赏”在真实工作场景中的表现，并因员工难以判断自身知识与机器能力的边界而进一步加剧。报告对助手输出进行积极编辑而非整体接受或拒绝的员工，同时表现出更高的信任与更高的准确率，说明“修改—核验”式工作流有助于维持校准的信赖。至此，假设4得到完整支持。</w:t>
+        <w:t xml:space="preserve">能力娴熟的专业人士为何会提交质量受损的工作成果？表8按遥测测度的核验努力三分位数分组重新估计边界交互效应，给出了关键线索：高核验组的准确率损失为−4.2个百分点且不显著，中核验组为−13.9个百分点，低核验组则高达−23.6个百分点。习惯于在收到助手输出后回到原始文档与底层数据进行核对的员工基本免于边界惩罚，而提交前极少核验的员工则完全承受了损失。由于核验行为系员工自选而非随机分配，上述分组结果应解释为描述性调节而非核验的因果效应，但其梯度陡峭、单调，且在控制基线技能与司龄后保持稳健；核验努力与基线技能的相关系数仅为0.11，表明该调节并非技能梯度的简单重述。调查证据进一步指向信任校准失当这一近端机制：至第12周，62.3%的处理组员工认同“对熟悉任务类型总体信任助手输出”；以调查条目构造的过度信任指数与员工边界外准确率变动的相关系数为−0.41。这一格局恰是“算法厌恶”的镜像：员工并未在模型出错后弃用，而是将模型在边界内赢得的信任外推至陌生领域，属于“算法欣赏”在真实工作场景中的表现，并因员工难以判断自身知识与机器能力的边界而进一步加剧。报告对助手输出进行积极编辑而非整体接受或拒绝的员工，同时表现出更高的信任与更高的准确率，说明“修改—核验”式工作流有助于维持校准的信赖。假设4b得到验证。</w:t>
       </w:r>
     </w:p>
     <w:p>
@@ -6044,7 +6016,7 @@
         <w:pStyle w:val="TableNote"/>
       </w:pPr>
       <w:r>
-        <w:t xml:space="preserve">注：核验努力按处理组员工收到助手输出后停留于原始文档与底层数据的遥测时长三分位数划分，各组分别与全体控制组比较估计。</w:t>
+        <w:t xml:space="preserve">注：核验努力按处理组员工收到助手输出后停留于原始文档与底层数据的遥测时长三分位数划分（按第5—24周数据测算，改用第1—24周数据分组排序不变），各组分别与全体控制组比较估计。</w:t>
       </w:r>
     </w:p>
     <w:bookmarkEnd w:id="44"/>
@@ -6062,7 +6034,7 @@
         <w:pStyle w:val="FirstParagraph"/>
       </w:pPr>
       <w:r>
-        <w:t xml:space="preserve">为理解时间节约的来源结构，本文利用遥测数据将每项任务的有效时长分解为初稿起草、信息检索、核验与编辑三个活动环节，并构建如下分解恒等式：</w:t>
+        <w:t xml:space="preserve">为理解时间节约的来源结构，本文利用遥测数据将每项任务的有效时长分解为初稿起草、信息检索、核验与编辑三个活动环节，并构建如下分解式：</w:t>
       </w:r>
     </w:p>
     <w:p>
@@ -6160,6 +6132,15 @@
             </m:sub>
           </m:sSub>
           <m:r>
+            <m:rPr>
+              <m:sty m:val="p"/>
+            </m:rPr>
+            <m:t>+</m:t>
+          </m:r>
+          <m:r>
+            <m:t>φ</m:t>
+          </m:r>
+          <m:r>
             <m:t> </m:t>
           </m:r>
           <m:r>
@@ -6278,7 +6259,15 @@
         </m:r>
       </m:oMath>
       <w:r>
-        <w:t xml:space="preserve">单位任务用时的变化比例，构成（协方差）项捕捉处理引致的份额变动与环节用时变动之间的交互。表9的分解结果显示：初稿起草用时下降41.3%，以0.46的基线份额贡献−19.0个百分点；信息检索用时下降28.9%，贡献−9.0个百分点；而核验与编辑用时不降反升12.4%，贡献+2.9个百分点；各环节贡献与构成项加总后精确复现−24.3%的总效应。这一结构清晰揭示了生成式人工智能的技术属性：它自动化了初稿生产并压缩了检索过程，而判断密集的核验与编辑环节吸收了更多时间——员工将精力从“生成内容”重新配置到“评估内容”，与任务模型关于自动化提高互补性剩余任务价值与强度的预测一致</w:t>
+        <w:t xml:space="preserve">单位任务用时的变化比例，</w:t>
+      </w:r>
+      <m:oMath>
+        <m:r>
+          <m:t>φ</m:t>
+        </m:r>
+      </m:oMath>
+      <w:r>
+        <w:t xml:space="preserve">为构成（协方差）项，捕捉处理引致的活动份额变动与环节用时变动之间的交互。表9的分解结果显示：初稿起草用时下降41.3%，以0.46的基线份额贡献−19.0个百分点；信息检索用时下降28.9%，贡献−9.0个百分点；而核验与编辑用时不降反升12.4%，贡献+2.9个百分点；各环节贡献与构成项加总后精确复现−24.3%的总效应。这一结构清晰揭示了生成式人工智能的技术属性：它自动化了初稿生产并压缩了检索过程，而判断密集的核验与编辑环节吸收了更多时间，员工将精力从“生成内容”重新配置到“评估内容”，与任务模型关于自动化提高互补性剩余任务价值与强度的预测一致</w:t>
       </w:r>
       <w:r>
         <w:rPr>
@@ -6287,7 +6276,7 @@
         <w:t xml:space="preserve">[20,21]</w:t>
       </w:r>
       <w:r>
-        <w:t xml:space="preserve">。核验用时的增加同时解释了表2中平均质量为何提升——释放出的起草时间在边界内任务上转化为额外核对，以及4.2节中质量为何在边界外崩塌——当员工未能完成这一再配置时，流畅性错误便畅通无阻。</w:t>
+        <w:t xml:space="preserve">。核验用时的增加同时解释了表2中平均质量为何提升（释放出的起草时间在边界内任务上转化为额外核对），以及4.2节中质量为何在边界外受损（当员工未能完成这一再配置时，流畅性错误便畅通无阻）。</w:t>
       </w:r>
     </w:p>
     <w:p>
@@ -6699,7 +6688,7 @@
         <w:pStyle w:val="TableNote"/>
       </w:pPr>
       <w:r>
-        <w:t xml:space="preserve">注：基线时间份额为控制组有效任务时长的环节份额；单任务用时变化为环节层面按模型（1）估计的意向性处理效应；贡献等于份额与变化之乘积；总效应与表2列（1）系数隐含的−24.3%一致。</w:t>
+        <w:t xml:space="preserve">注：基线时间份额为控制组有效任务时长的环节份额；单任务用时变化为环节层面按模型（1）估计的意向处理效应；贡献等于份额与变化之乘积；总效应与表2列（1）系数隐含的−24.3%一致。</w:t>
       </w:r>
     </w:p>
     <w:bookmarkEnd w:id="45"/>
@@ -6718,7 +6707,7 @@
         <w:pStyle w:val="FirstParagraph"/>
       </w:pPr>
       <w:r>
-        <w:t xml:space="preserve">本文依托某全球性专业服务企业开展为期24周的随机田野实验，基于1842名咨询顾问与58674项真实客户任务的微观数据，系统考察了生成式人工智能应用对知识型员工生产率的影响效应、分布特征、动态轨迹与作用边界。研究结论如下：第一，生成式人工智能应用带来了显著的平均生产率增益，任务完成时间缩短24.3%，产出质量提升0.28个标准差，周任务吞吐量提高16.4%，客户返工请求减少18.7%，时间与质量实现同步改善。第二，生产率增益呈现鲜明的“向下倾斜”的技能偏向：最低技能组的时间节约与质量提升分别达35.1%与0.47个标准差，约为最高技能组的3倍与8倍，员工间90/10质量差距收窄28.4%，员工内质量波动下降19.6%，生成式人工智能在该场景中是一项“均等化”技术。第三，处理效应自第1周的−0.09渐进加深至第10周的−0.31并稳定维持至实验结束，与互补性“提示与委托资本”的积累逻辑一致，排除了新奇效应解释。第四，生产率增益存在锐利边界：在超出模型能力边界的8.5%的任务上，处理组准确率下降14.8个百分点，损失高度集中于核验行为不足、过度信任模型的员工。</w:t>
+        <w:t xml:space="preserve">本文依托某全球性专业服务企业开展为期24周的随机田野实验，基于1842名咨询顾问与58674项真实客户任务的微观数据，系统考察了生成式人工智能应用对知识型员工生产率的影响效应、分布特征、动态轨迹与作用边界。研究结论如下：第一，获得生成式人工智能助手使用权限带来了显著的平均生产率增益，任务完成时间缩短24.3%，产出质量提升0.28个标准差，周任务吞吐量提高16.4%，客户返工请求减少18.7%，时间与质量实现同步改善。第二，生产率增益呈现随技能水平递减的鲜明梯度：最低技能组的时间节约与质量提升分别达35.1%与0.47个标准差，约为最高技能组的3倍与8倍，员工间90/10质量差距收窄28.4%，员工内质量波动下降19.6%，生成式人工智能在该场景中是一项“均等化”技术。第三，处理效应自第1周的−0.09渐进加深至第10周的−0.31并稳定维持至实验结束，与互补性“提示与委托资本”的积累逻辑一致，排除了新奇效应解释。第四，生产率增益存在清晰的能力边界：在超出模型能力边界的8.5%的任务上，处理组准确率下降14.8个百分点，损失高度集中于核验行为不足、过度信任模型的员工。</w:t>
       </w:r>
     </w:p>
     <w:p>
@@ -6738,7 +6727,7 @@
         <w:t xml:space="preserve">”</w:t>
       </w:r>
       <w:r>
-        <w:t xml:space="preserve">式全员推广并非最优。企业可参照本文的事前分类做法，组织内部方法论专家在部署前绘制自身业务的能力边界地图，并将其嵌入工作流系统，在员工调用助手时对边界外任务类型作出显著提示，而不应依赖员工自行判断边界。第二，将核验能力作为稀缺互补要素加以培训与考核。核验行为的调节梯度表明，核验培训是回报最高的干预方向；核验努力可由遥测客观观测，企业应将其纳入质量风险预警指标，在任务预算中明确核验时间预期，并将资深人员的复核资源集中配置于边界外产出而非均匀抽检。第三，适应绩效收敛重构人才管理体系。生成式人工智能压缩了可编码知识造成的绩效差距，使产出质量对潜在技能的甄别功能弱化，企业应转向直接考核判断密集型能力——边界识别、核验勤勉度与客户经营能力，并相应调整晋升锦标赛的评价基准；初级员工更快形成生产力也提高了基层扩编的回报。第四，以平台期而非启动期收益为基准进行投资决策与定价调整。效应在第10周方达稳态，以4—6周为期的试点评估将系统性低估稳态收益约一半；对按工时计费的专业服务企业而言，持续24.3%的时间节约对计费工时定价模式构成压力，宜加快向固定费用与价值计费转型，并将释放出的资深产能重新配置于技术溢价上升的核验与客户判断环节。此外，政府部门在推进“人工智能+”行动过程中，宜同步引导行业组织建立生成式人工智能应用的质量核验规范与任务分级指引，使技术红利在有效风险管控之下充分释放。</w:t>
+        <w:t xml:space="preserve">式全员推广并非最优。企业可参照本文的分类做法，组织内部方法论专家在部署前绘制自身业务的能力边界地图，并将其嵌入工作流系统，在员工调用助手时对边界外任务类型作出显著提示，而不应依赖员工自行判断边界。第二，将核验能力作为稀缺互补要素加以培训与考核。核验行为的调节梯度表明，核验培训是回报最高的干预方向；核验努力可由遥测客观观测，企业应将其纳入质量风险预警指标，在任务预算中明确核验时间预期，并将资深人员的复核资源集中配置于边界外产出而非均匀抽检。第三，适应绩效收敛，重构人才管理体系。生成式人工智能压缩了可编码知识造成的绩效差距，使产出质量对潜在技能的甄别功能弱化，企业应转向直接考核判断密集型能力，包括边界识别、核验勤勉度与客户经营能力，并相应调整晋升评价基准；初级员工更快形成生产能力，也提高了基层扩编的回报。第四，以平台期而非启动期收益为基准进行投资决策与定价调整。效应在第10周方达稳态，以4—6周为期的试点评估将系统性低估稳态收益约一半；对按工时计费的专业服务企业而言，持续24.3%的时间节约对计费工时定价模式构成压力，宜加快向固定费用与价值计费转型，并将释放出的资深产能重新配置于技术溢价上升的核验与客户判断环节。第五，政府部门在推进“人工智能+”行动过程中，应引导行业组织建立生成式人工智能应用的质量核验规范与任务分级指引，支持面向中小企业的核验能力培训与最佳实践推广，并在涉及公共利益的专业服务领域探索人工智能辅助产出的质量披露制度，使技术红利在有效风险管控之下充分释放。</w:t>
       </w:r>
     </w:p>
     <w:bookmarkEnd w:id="47"/>
